--- a/게임탐구/의도된플레이.docx
+++ b/게임탐구/의도된플레이.docx
@@ -5,18 +5,51 @@
     <w:p>
       <w:pPr>
         <w:ind w:firstLineChars="100" w:firstLine="200"/>
-      </w:pPr>
-      <w:r>
-        <w:rPr>
-          <w:rFonts w:hint="eastAsia"/>
-        </w:rPr>
-        <w:t xml:space="preserve">기믹이라고도 부른다. 이 글을 작성하기 전에 찾아보니 기믹(Gimmick)이라는 말은 특이한 전략, 또는 특징, 기교 등등이라고 말을 하지만, 나는 </w:t>
-      </w:r>
-      <w:r>
-        <w:rPr>
-          <w:rFonts w:hint="eastAsia"/>
-        </w:rPr>
-        <w:t xml:space="preserve">기믹이라는 말을 </w:t>
+        <w:rPr>
+          <w:rFonts w:hint="eastAsia"/>
+        </w:rPr>
+      </w:pPr>
+      <w:proofErr w:type="spellStart"/>
+      <w:r>
+        <w:rPr>
+          <w:rFonts w:hint="eastAsia"/>
+        </w:rPr>
+        <w:t>기믹이라고도</w:t>
+      </w:r>
+      <w:proofErr w:type="spellEnd"/>
+      <w:r>
+        <w:rPr>
+          <w:rFonts w:hint="eastAsia"/>
+        </w:rPr>
+        <w:t xml:space="preserve"> 부른다. 이 글을 작성하기 전에 찾아보니 </w:t>
+      </w:r>
+      <w:proofErr w:type="spellStart"/>
+      <w:r>
+        <w:rPr>
+          <w:rFonts w:hint="eastAsia"/>
+        </w:rPr>
+        <w:t>기믹</w:t>
+      </w:r>
+      <w:proofErr w:type="spellEnd"/>
+      <w:r>
+        <w:rPr>
+          <w:rFonts w:hint="eastAsia"/>
+        </w:rPr>
+        <w:t xml:space="preserve">(Gimmick)이라는 말은 특이한 전략, 또는 특징, 기교 등등이라고 말을 하지만, 나는 </w:t>
+      </w:r>
+      <w:proofErr w:type="spellStart"/>
+      <w:r>
+        <w:rPr>
+          <w:rFonts w:hint="eastAsia"/>
+        </w:rPr>
+        <w:t>기믹이라는</w:t>
+      </w:r>
+      <w:proofErr w:type="spellEnd"/>
+      <w:r>
+        <w:rPr>
+          <w:rFonts w:hint="eastAsia"/>
+        </w:rPr>
+        <w:t xml:space="preserve"> 말을 </w:t>
       </w:r>
       <w:r>
         <w:rPr>
@@ -50,59 +83,82 @@
       </w:r>
     </w:p>
     <w:p>
+      <w:r>
+        <w:rPr>
+          <w:rFonts w:hint="eastAsia"/>
+        </w:rPr>
+        <w:t xml:space="preserve"> 파훼법이라고 한다면 공략법과 유사한 말이지만, 공략이라는 말은 그 게임을 플레이해본 유저가 적을 쉽게 잡기 위해서 실험하고 정리한 것이라면, 파훼는 개발자가 직접 이 요소로 적을 상대하라는 측면에서 도입한 방법</w:t>
+      </w:r>
+      <w:r>
+        <w:rPr>
+          <w:rFonts w:hint="eastAsia"/>
+        </w:rPr>
+        <w:t>이라는 점에서</w:t>
+      </w:r>
+      <w:r>
+        <w:rPr>
+          <w:rFonts w:hint="eastAsia"/>
+        </w:rPr>
+        <w:t xml:space="preserve"> 차이가 있다고 생각한다.</w:t>
+      </w:r>
+    </w:p>
+    <w:p>
+      <w:r>
+        <w:rPr>
+          <w:rFonts w:hint="eastAsia"/>
+        </w:rPr>
+        <w:t xml:space="preserve"> 다만, 파훼법이라는 측면은 어떻게 본다면 게임 플레이에서의 정답과 동일하다. 즉, 유저의 플레이에 대해서 오답이라고 판결을 내릴 수 있다. </w:t>
+      </w:r>
+      <w:r>
+        <w:rPr>
+          <w:rFonts w:hint="eastAsia"/>
+        </w:rPr>
+        <w:t xml:space="preserve">파훼법이 잘못 활용되면 </w:t>
+      </w:r>
+      <w:r>
+        <w:rPr>
+          <w:rFonts w:hint="eastAsia"/>
+        </w:rPr>
+        <w:t xml:space="preserve">플레이어의 자유도를 해치는 것이다. </w:t>
+      </w:r>
+    </w:p>
+    <w:p>
       <w:pPr>
         <w:ind w:firstLineChars="100" w:firstLine="200"/>
       </w:pPr>
-    </w:p>
-    <w:p>
-      <w:r>
-        <w:rPr>
-          <w:rFonts w:hint="eastAsia"/>
-        </w:rPr>
-        <w:t xml:space="preserve"> 파훼법이라고 한다면 공략법과 유사한 말이지만, 공략이라는 말은 그 게임을 플레이해본 유저가 적을 쉽게 잡기 위해서 실험하고 정리한 것이라면, 파훼는 개발자가 직접 이 요소로 적을 상대하라는 측면에서 도입한 방법</w:t>
-      </w:r>
-      <w:r>
-        <w:rPr>
-          <w:rFonts w:hint="eastAsia"/>
-        </w:rPr>
-        <w:t>이라는 점에서</w:t>
-      </w:r>
-      <w:r>
-        <w:rPr>
-          <w:rFonts w:hint="eastAsia"/>
-        </w:rPr>
-        <w:t xml:space="preserve"> 차이가 있다고 생각한다.</w:t>
-      </w:r>
-    </w:p>
-    <w:p>
-      <w:r>
-        <w:rPr>
-          <w:rFonts w:hint="eastAsia"/>
-        </w:rPr>
-        <w:t xml:space="preserve"> 다만, 파훼법이라는 측면은 어떻게 본다면 게임 플레이에서의 정답과 동일하다. 즉, 유저의 플레이에 대해서 오답이라고 판결을 내릴 수 있다. </w:t>
-      </w:r>
-      <w:r>
-        <w:rPr>
-          <w:rFonts w:hint="eastAsia"/>
-        </w:rPr>
-        <w:t xml:space="preserve">파훼법이 잘못 활용되면 </w:t>
-      </w:r>
-      <w:r>
-        <w:rPr>
-          <w:rFonts w:hint="eastAsia"/>
-        </w:rPr>
-        <w:t xml:space="preserve">플레이어의 자유도를 해치는 것이다. </w:t>
-      </w:r>
-    </w:p>
-    <w:p>
-      <w:pPr>
-        <w:ind w:firstLineChars="100" w:firstLine="200"/>
-      </w:pPr>
-      <w:r>
-        <w:rPr>
-          <w:rFonts w:hint="eastAsia"/>
-        </w:rPr>
-        <w:t xml:space="preserve">또한 경우에 따라서는 퍼즐인 것을 모르는 퍼즐이라고 생각할 수 있다. 이는 불친절한 방식이나 UI, 몹 디자인 등으로 인해서 기믹을 유저가 파악하지 못하면 유저가 훌륭한 플레이를 하더라도 클리어하지 못하여 크게 스트레스를 받는 경우가 생길 수 있다는 것이다. </w:t>
+      <w:r>
+        <w:rPr>
+          <w:rFonts w:hint="eastAsia"/>
+        </w:rPr>
+        <w:t xml:space="preserve">또한 경우에 따라서는 퍼즐인 것을 모르는 퍼즐이라고 생각할 수 있다. 이는 불친절한 방식이나 UI, </w:t>
+      </w:r>
+      <w:proofErr w:type="spellStart"/>
+      <w:r>
+        <w:rPr>
+          <w:rFonts w:hint="eastAsia"/>
+        </w:rPr>
+        <w:t>몹</w:t>
+      </w:r>
+      <w:proofErr w:type="spellEnd"/>
+      <w:r>
+        <w:rPr>
+          <w:rFonts w:hint="eastAsia"/>
+        </w:rPr>
+        <w:t xml:space="preserve"> 디자인 등으로 인해서 </w:t>
+      </w:r>
+      <w:proofErr w:type="spellStart"/>
+      <w:r>
+        <w:rPr>
+          <w:rFonts w:hint="eastAsia"/>
+        </w:rPr>
+        <w:t>기믹을</w:t>
+      </w:r>
+      <w:proofErr w:type="spellEnd"/>
+      <w:r>
+        <w:rPr>
+          <w:rFonts w:hint="eastAsia"/>
+        </w:rPr>
+        <w:t xml:space="preserve"> 유저가 파악하지 못하면 유저가 훌륭한 플레이를 하더라도 클리어하지 못하여 크게 스트레스를 받는 경우가 생길 수 있다는 것이다. </w:t>
       </w:r>
     </w:p>
     <w:p>
@@ -118,11 +174,30 @@
         <w:rPr>
           <w:rFonts w:hint="eastAsia"/>
         </w:rPr>
-        <w:t xml:space="preserve"> 따라서 기믹에 대해서 작성하면서 이 질문에 대해서 고안해보고자 한다. </w:t>
-      </w:r>
-    </w:p>
-    <w:p/>
-    <w:p/>
+        <w:t xml:space="preserve"> 따라서 </w:t>
+      </w:r>
+      <w:proofErr w:type="spellStart"/>
+      <w:r>
+        <w:rPr>
+          <w:rFonts w:hint="eastAsia"/>
+        </w:rPr>
+        <w:t>기믹에</w:t>
+      </w:r>
+      <w:proofErr w:type="spellEnd"/>
+      <w:r>
+        <w:rPr>
+          <w:rFonts w:hint="eastAsia"/>
+        </w:rPr>
+        <w:t xml:space="preserve"> 대해서 작성하면서 이 질문에 대해서 고안해보고자 한다. </w:t>
+      </w:r>
+    </w:p>
+    <w:p>
+      <w:pPr>
+        <w:rPr>
+          <w:rFonts w:hint="eastAsia"/>
+        </w:rPr>
+      </w:pPr>
+    </w:p>
     <w:p>
       <w:pPr>
         <w:pStyle w:val="a3"/>
@@ -150,35 +225,274 @@
         <w:rPr>
           <w:rFonts w:hint="eastAsia"/>
         </w:rPr>
-        <w:t xml:space="preserve"> 이 경우는 보통 게임에서 유저에게 파훼방법에 대해서 설명해주고 시작하기는 하지만, 그 방법에 대해서 숙지하고 있지 않으면 아예 클리어가 불가능한 방법들이다. 또는 가능은 하지만, 정말 정말 어려워서 불가능에 가까운 방식도 이쪽으로 분류하였다. </w:t>
+        <w:t xml:space="preserve"> 이 경우는 보통 게임에서 유저에게 파훼방법에 대해서 설명해주고 시작하기는 하지만, 그 방법에 대해서 숙지하고 있지 않으면 아예 클리어가 불가능한 방법들이다. 또는 가능은 하지만, 정말 </w:t>
+      </w:r>
+      <w:proofErr w:type="spellStart"/>
+      <w:r>
+        <w:rPr>
+          <w:rFonts w:hint="eastAsia"/>
+        </w:rPr>
+        <w:t>정말</w:t>
+      </w:r>
+      <w:proofErr w:type="spellEnd"/>
+      <w:r>
+        <w:rPr>
+          <w:rFonts w:hint="eastAsia"/>
+        </w:rPr>
+        <w:t xml:space="preserve"> 어려워서 불가능에 가까운 방식도 이쪽으로 분류하였다.</w:t>
+      </w:r>
+    </w:p>
+    <w:p>
+      <w:pPr>
+        <w:rPr>
+          <w:rFonts w:hint="eastAsia"/>
+        </w:rPr>
+      </w:pPr>
+    </w:p>
+    <w:p>
+      <w:r>
+        <w:rPr>
+          <w:rFonts w:hint="eastAsia"/>
+        </w:rPr>
+        <w:t>체간(</w:t>
+      </w:r>
+      <w:proofErr w:type="spellStart"/>
+      <w:r>
+        <w:rPr>
+          <w:rFonts w:hint="eastAsia"/>
+        </w:rPr>
+        <w:t>세키로</w:t>
+      </w:r>
+      <w:proofErr w:type="spellEnd"/>
+      <w:r>
+        <w:rPr>
+          <w:rFonts w:hint="eastAsia"/>
+        </w:rPr>
+        <w:t>)</w:t>
+      </w:r>
+    </w:p>
+    <w:p>
+      <w:r>
+        <w:rPr>
+          <w:rFonts w:hint="eastAsia"/>
+        </w:rPr>
+        <w:t xml:space="preserve"> 세키로의 핵심이다. 모든 적에는 </w:t>
+      </w:r>
+      <w:proofErr w:type="spellStart"/>
+      <w:r>
+        <w:rPr>
+          <w:rFonts w:hint="eastAsia"/>
+        </w:rPr>
+        <w:t>체간과</w:t>
+      </w:r>
+      <w:proofErr w:type="spellEnd"/>
+      <w:r>
+        <w:rPr>
+          <w:rFonts w:hint="eastAsia"/>
+        </w:rPr>
+        <w:t xml:space="preserve"> 체력이 있으며, </w:t>
+      </w:r>
+      <w:proofErr w:type="spellStart"/>
+      <w:r>
+        <w:rPr>
+          <w:rFonts w:hint="eastAsia"/>
+        </w:rPr>
+        <w:t>체간이</w:t>
+      </w:r>
+      <w:proofErr w:type="spellEnd"/>
+      <w:r>
+        <w:rPr>
+          <w:rFonts w:hint="eastAsia"/>
+        </w:rPr>
+        <w:t xml:space="preserve"> 0이 되면 </w:t>
+      </w:r>
+      <w:proofErr w:type="spellStart"/>
+      <w:r>
+        <w:rPr>
+          <w:rFonts w:hint="eastAsia"/>
+        </w:rPr>
+        <w:t>인살을</w:t>
+      </w:r>
+      <w:proofErr w:type="spellEnd"/>
+      <w:r>
+        <w:rPr>
+          <w:rFonts w:hint="eastAsia"/>
+        </w:rPr>
+        <w:t xml:space="preserve"> 하여 체력을 무시하고 적을 처치할 수 있다. </w:t>
+      </w:r>
+    </w:p>
+    <w:p>
+      <w:pPr>
+        <w:rPr>
+          <w:rFonts w:hint="eastAsia"/>
+        </w:rPr>
+      </w:pPr>
+      <w:r>
+        <w:rPr>
+          <w:rFonts w:hint="eastAsia"/>
+        </w:rPr>
+        <w:t xml:space="preserve">물론 체력을 깎아서 잡을 수 있지만, 기본적으로 체력에 들어가는 데미지가 적고, </w:t>
+      </w:r>
+      <w:proofErr w:type="spellStart"/>
+      <w:r>
+        <w:rPr>
+          <w:rFonts w:hint="eastAsia"/>
+        </w:rPr>
+        <w:t>소울류</w:t>
+      </w:r>
+      <w:proofErr w:type="spellEnd"/>
+      <w:r>
+        <w:rPr>
+          <w:rFonts w:hint="eastAsia"/>
+        </w:rPr>
+        <w:t xml:space="preserve"> 답게 적이 가하는 데미지가 커서 그렇게 잡는 방법은 그다지 쉽지도 않으며 게임사에서 유도하는 플레이와는 큰 차이가 있다고 생각된다. </w:t>
       </w:r>
     </w:p>
     <w:p/>
     <w:p>
-      <w:r>
-        <w:rPr>
-          <w:rFonts w:hint="eastAsia"/>
-        </w:rPr>
-        <w:t>바위록(젤다)</w:t>
-      </w:r>
-    </w:p>
-    <w:p>
-      <w:r>
-        <w:rPr>
-          <w:rFonts w:hint="eastAsia"/>
-        </w:rPr>
-        <w:t>체간(세키로)</w:t>
-      </w:r>
-    </w:p>
-    <w:p>
-      <w:r>
-        <w:rPr>
-          <w:rFonts w:hint="eastAsia"/>
-        </w:rPr>
+      <w:pPr>
+        <w:rPr>
+          <w:rFonts w:hint="eastAsia"/>
+        </w:rPr>
+      </w:pPr>
+    </w:p>
+    <w:p>
+      <w:r>
+        <w:rPr>
+          <w:rFonts w:hint="eastAsia"/>
+        </w:rPr>
+        <w:lastRenderedPageBreak/>
         <w:t xml:space="preserve">가드(고스트 시리즈) </w:t>
       </w:r>
     </w:p>
-    <w:p/>
+    <w:p>
+      <w:r>
+        <w:rPr>
+          <w:rFonts w:hint="eastAsia"/>
+        </w:rPr>
+        <w:t xml:space="preserve"> 고스트 시리즈는 </w:t>
+      </w:r>
+      <w:r>
+        <w:rPr>
+          <w:rFonts w:hint="eastAsia"/>
+        </w:rPr>
+        <w:t xml:space="preserve">(전투에서의 경우) </w:t>
+      </w:r>
+      <w:r>
+        <w:rPr>
+          <w:rFonts w:hint="eastAsia"/>
+        </w:rPr>
+        <w:t>적의 가드</w:t>
+      </w:r>
+      <w:r>
+        <w:rPr>
+          <w:rFonts w:hint="eastAsia"/>
+        </w:rPr>
+        <w:t>를 뚫는 것이</w:t>
+      </w:r>
+      <w:r>
+        <w:rPr>
+          <w:rFonts w:hint="eastAsia"/>
+        </w:rPr>
+        <w:t xml:space="preserve"> 더 중요하다. </w:t>
+      </w:r>
+      <w:r>
+        <w:rPr>
+          <w:rFonts w:hint="eastAsia"/>
+        </w:rPr>
+        <w:t xml:space="preserve">적의 공격한 이후의 허점을 노리거나 회피하고 난 뒤에 바로 한 공격 등에서는 괜찮으나, 기본적으로 근접 공격을 하면 적이 방어하여 체력이 아예 깎이지 않는다. 따라서, 회피 </w:t>
+      </w:r>
+      <w:r>
+        <w:t>–</w:t>
+      </w:r>
+      <w:r>
+        <w:rPr>
+          <w:rFonts w:hint="eastAsia"/>
+        </w:rPr>
+        <w:t xml:space="preserve"> 평타 </w:t>
+      </w:r>
+      <w:r>
+        <w:t>–</w:t>
+      </w:r>
+      <w:r>
+        <w:rPr>
+          <w:rFonts w:hint="eastAsia"/>
+        </w:rPr>
+        <w:t xml:space="preserve"> 회피 </w:t>
+      </w:r>
+      <w:r>
+        <w:t>–</w:t>
+      </w:r>
+      <w:r>
+        <w:rPr>
+          <w:rFonts w:hint="eastAsia"/>
+        </w:rPr>
+        <w:t xml:space="preserve"> </w:t>
+      </w:r>
+      <w:proofErr w:type="spellStart"/>
+      <w:r>
+        <w:rPr>
+          <w:rFonts w:hint="eastAsia"/>
+        </w:rPr>
+        <w:t>평타의</w:t>
+      </w:r>
+      <w:proofErr w:type="spellEnd"/>
+      <w:r>
+        <w:rPr>
+          <w:rFonts w:hint="eastAsia"/>
+        </w:rPr>
+        <w:t xml:space="preserve"> 구조가 아니라, 가드를 먼저 깨부순 후에 한 번에 데미지를 몰아넣는 방식으로 적을 공략하게 된다. </w:t>
+      </w:r>
+    </w:p>
+    <w:p>
+      <w:r>
+        <w:rPr>
+          <w:rFonts w:hint="eastAsia"/>
+        </w:rPr>
+        <w:t xml:space="preserve">이때 가드를 깨는 방법은 적마다 다른 방법(무기)등으로 공격하는 방식을 해야 한다. 기본 무장인 </w:t>
+      </w:r>
+      <w:proofErr w:type="spellStart"/>
+      <w:r>
+        <w:rPr>
+          <w:rFonts w:hint="eastAsia"/>
+        </w:rPr>
+        <w:t>카타나의</w:t>
+      </w:r>
+      <w:proofErr w:type="spellEnd"/>
+      <w:r>
+        <w:rPr>
+          <w:rFonts w:hint="eastAsia"/>
+        </w:rPr>
+        <w:t xml:space="preserve"> 강공격으로도 적을 공략하는 것이 가능하지만, 적의 무기나 형태(창, 쌍검, 칼, 방패, 거한) 등등을 보고 알맞은 공격을 해야 </w:t>
+      </w:r>
+      <w:proofErr w:type="spellStart"/>
+      <w:r>
+        <w:rPr>
+          <w:rFonts w:hint="eastAsia"/>
+        </w:rPr>
+        <w:t>가드게이지</w:t>
+      </w:r>
+      <w:proofErr w:type="spellEnd"/>
+      <w:r>
+        <w:rPr>
+          <w:rFonts w:hint="eastAsia"/>
+        </w:rPr>
+        <w:t xml:space="preserve"> 더 빠르게 깎인다. </w:t>
+      </w:r>
+    </w:p>
+    <w:p>
+      <w:pPr>
+        <w:rPr>
+          <w:rFonts w:hint="eastAsia"/>
+        </w:rPr>
+      </w:pPr>
+      <w:r>
+        <w:rPr>
+          <w:rFonts w:hint="eastAsia"/>
+        </w:rPr>
+        <w:t xml:space="preserve">즉, 가드를 깨는 것은 필수적이지만, 그 가드를 어떻게 깰 것인지는 선택이다. (물론 알맞은 무기를 착용하는 것이 가드를 깨는 것에 있어서 압도적으로 수월하다.) </w:t>
+      </w:r>
+    </w:p>
     <w:p/>
     <w:p>
       <w:pPr>
@@ -193,7 +507,6 @@
         <w:rPr>
           <w:rFonts w:hint="eastAsia"/>
         </w:rPr>
-        <w:lastRenderedPageBreak/>
         <w:t xml:space="preserve">클리어가 </w:t>
       </w:r>
       <w:r>
@@ -213,23 +526,528 @@
       </w:r>
     </w:p>
     <w:p>
-      <w:pPr>
-        <w:rPr>
-          <w:rFonts w:hint="eastAsia"/>
-        </w:rPr>
-      </w:pPr>
-      <w:r>
-        <w:rPr>
-          <w:rFonts w:hint="eastAsia"/>
-        </w:rPr>
-        <w:t>무기 스왑(고스트 시리즈)</w:t>
+      <w:r>
+        <w:rPr>
+          <w:rFonts w:hint="eastAsia"/>
+        </w:rPr>
+        <w:t xml:space="preserve"> 몬스터 헌터 시리즈에서는 무기의 종류에 따라서 조금씩 미치는 영향이 다른데, 꼬리나 날개 부분을 </w:t>
+      </w:r>
+      <w:proofErr w:type="spellStart"/>
+      <w:r>
+        <w:rPr>
+          <w:rFonts w:hint="eastAsia"/>
+        </w:rPr>
+        <w:t>참격</w:t>
+      </w:r>
+      <w:proofErr w:type="spellEnd"/>
+      <w:r>
+        <w:rPr>
+          <w:rFonts w:hint="eastAsia"/>
+        </w:rPr>
+        <w:t xml:space="preserve"> 특성이 있는 무기로 때리면 해당 부위가 파괴되어 그 부위로 가하는 패턴이 봉인된다. 가령 꼬리 휘두르기 패턴이 거슬리면 꼬리를 집중적으로 참격으로 가격하여 잘라낼 수 있다. </w:t>
+      </w:r>
+    </w:p>
+    <w:p>
+      <w:r>
+        <w:rPr>
+          <w:rFonts w:hint="eastAsia"/>
+        </w:rPr>
+        <w:t xml:space="preserve"> 또, </w:t>
+      </w:r>
+      <w:proofErr w:type="spellStart"/>
+      <w:r>
+        <w:rPr>
+          <w:rFonts w:hint="eastAsia"/>
+        </w:rPr>
+        <w:t>참격</w:t>
+      </w:r>
+      <w:proofErr w:type="spellEnd"/>
+      <w:r>
+        <w:rPr>
+          <w:rFonts w:hint="eastAsia"/>
+        </w:rPr>
+        <w:t xml:space="preserve"> 말고도 해머처럼 타격 특성이 있는 무기로 몬스터의 머리를 가격하면 기절치가 쌓이고 완전히 쌓여서 기절하면 집중 공격할 타이밍을 잡을 수 있다. </w:t>
+      </w:r>
+    </w:p>
+    <w:p>
+      <w:pPr>
+        <w:rPr>
+          <w:rFonts w:hint="eastAsia"/>
+        </w:rPr>
+      </w:pPr>
+    </w:p>
+    <w:p/>
+    <w:p>
+      <w:pPr>
+        <w:rPr>
+          <w:rFonts w:hint="eastAsia"/>
+        </w:rPr>
+      </w:pPr>
+    </w:p>
+    <w:p>
+      <w:r>
+        <w:rPr>
+          <w:rFonts w:hint="eastAsia"/>
+        </w:rPr>
+        <w:t xml:space="preserve">무기 </w:t>
+      </w:r>
+      <w:proofErr w:type="spellStart"/>
+      <w:r>
+        <w:rPr>
+          <w:rFonts w:hint="eastAsia"/>
+        </w:rPr>
+        <w:t>스왑</w:t>
+      </w:r>
+      <w:proofErr w:type="spellEnd"/>
+      <w:r>
+        <w:rPr>
+          <w:rFonts w:hint="eastAsia"/>
+        </w:rPr>
+        <w:t>(고스트 시리즈)</w:t>
       </w:r>
     </w:p>
     <w:p/>
     <w:p/>
     <w:p/>
     <w:p/>
+    <w:p>
+      <w:pPr>
+        <w:pStyle w:val="a3"/>
+        <w:numPr>
+          <w:ilvl w:val="0"/>
+          <w:numId w:val="2"/>
+        </w:numPr>
+        <w:ind w:leftChars="0"/>
+      </w:pPr>
+      <w:r>
+        <w:rPr>
+          <w:rFonts w:hint="eastAsia"/>
+        </w:rPr>
+        <w:t xml:space="preserve">클리어한 경우의 보수? </w:t>
+      </w:r>
+    </w:p>
+    <w:p>
+      <w:r>
+        <w:rPr>
+          <w:rFonts w:hint="eastAsia"/>
+        </w:rPr>
+        <w:lastRenderedPageBreak/>
+        <w:t xml:space="preserve"> </w:t>
+      </w:r>
+    </w:p>
     <w:p/>
+    <w:p/>
+    <w:p>
+      <w:pPr>
+        <w:pStyle w:val="a3"/>
+        <w:numPr>
+          <w:ilvl w:val="0"/>
+          <w:numId w:val="2"/>
+        </w:numPr>
+        <w:ind w:leftChars="0"/>
+      </w:pPr>
+      <w:r>
+        <w:rPr>
+          <w:rFonts w:hint="eastAsia"/>
+        </w:rPr>
+        <w:t xml:space="preserve">문제가 되는 지점? </w:t>
+      </w:r>
+    </w:p>
+    <w:p>
+      <w:r>
+        <w:rPr>
+          <w:rFonts w:hint="eastAsia"/>
+        </w:rPr>
+        <w:t xml:space="preserve"> 나는 컨셉이라고 생각한다. 예시로 에일리언 </w:t>
+      </w:r>
+      <w:proofErr w:type="spellStart"/>
+      <w:r>
+        <w:rPr>
+          <w:rFonts w:hint="eastAsia"/>
+        </w:rPr>
+        <w:t>아이솔레이션에서는</w:t>
+      </w:r>
+      <w:proofErr w:type="spellEnd"/>
+      <w:r>
+        <w:rPr>
+          <w:rFonts w:hint="eastAsia"/>
+        </w:rPr>
+        <w:t xml:space="preserve"> </w:t>
+      </w:r>
+      <w:proofErr w:type="spellStart"/>
+      <w:r>
+        <w:rPr>
+          <w:rFonts w:hint="eastAsia"/>
+        </w:rPr>
+        <w:t>에일리언에</w:t>
+      </w:r>
+      <w:proofErr w:type="spellEnd"/>
+      <w:r>
+        <w:rPr>
+          <w:rFonts w:hint="eastAsia"/>
+        </w:rPr>
+        <w:t xml:space="preserve"> 대한 공격도 불가한데, 이를 사람들이 자유도가 부족하거나 답답함을 느끼지 않는다. 나는 </w:t>
+      </w:r>
+      <w:proofErr w:type="spellStart"/>
+      <w:r>
+        <w:rPr>
+          <w:rFonts w:hint="eastAsia"/>
+        </w:rPr>
+        <w:t>에일리언을</w:t>
+      </w:r>
+      <w:proofErr w:type="spellEnd"/>
+      <w:r>
+        <w:rPr>
+          <w:rFonts w:hint="eastAsia"/>
+        </w:rPr>
+        <w:t xml:space="preserve"> 잡고 싶다고 하더라도 그런 행동</w:t>
+      </w:r>
+      <w:r>
+        <w:rPr>
+          <w:rFonts w:hint="eastAsia"/>
+        </w:rPr>
+        <w:t xml:space="preserve"> 자체가</w:t>
+      </w:r>
+      <w:r>
+        <w:rPr>
+          <w:rFonts w:hint="eastAsia"/>
+        </w:rPr>
+        <w:t xml:space="preserve"> 게임의 궤를 벗어나기 때문</w:t>
+      </w:r>
+      <w:r>
+        <w:rPr>
+          <w:rFonts w:hint="eastAsia"/>
+        </w:rPr>
+        <w:t>에 자유도의 부족이라고 생각하지 않기 때문이다</w:t>
+      </w:r>
+      <w:r>
+        <w:rPr>
+          <w:rFonts w:hint="eastAsia"/>
+        </w:rPr>
+        <w:t>.</w:t>
+      </w:r>
+    </w:p>
+    <w:p>
+      <w:pPr>
+        <w:ind w:firstLineChars="100" w:firstLine="200"/>
+      </w:pPr>
+      <w:r>
+        <w:rPr>
+          <w:rFonts w:hint="eastAsia"/>
+        </w:rPr>
+        <w:t xml:space="preserve">그러한 까닭에서 나는 게임의 테두리, 즉 영역을 정하는 것이 중요하다고 생각한다. 사람들이 이 게임에 대해서 어떤 것이 장점인 </w:t>
+      </w:r>
+      <w:r>
+        <w:rPr>
+          <w:rFonts w:hint="eastAsia"/>
+        </w:rPr>
+        <w:t xml:space="preserve">어떤 장르이다 라고 게임의 성격을 결정지을 때, 충분히 설명을 해주어야 한다는 것이다. </w:t>
+      </w:r>
+      <w:r>
+        <w:rPr>
+          <w:rFonts w:hint="eastAsia"/>
+        </w:rPr>
+        <w:t xml:space="preserve">즉, 그런 </w:t>
+      </w:r>
+      <w:proofErr w:type="spellStart"/>
+      <w:r>
+        <w:rPr>
+          <w:rFonts w:hint="eastAsia"/>
+        </w:rPr>
+        <w:t>요소들에대해서</w:t>
+      </w:r>
+      <w:proofErr w:type="spellEnd"/>
+      <w:r>
+        <w:rPr>
+          <w:rFonts w:hint="eastAsia"/>
+        </w:rPr>
+        <w:t xml:space="preserve"> 이 게임은 어떤 </w:t>
+      </w:r>
+      <w:proofErr w:type="spellStart"/>
+      <w:r>
+        <w:rPr>
+          <w:rFonts w:hint="eastAsia"/>
+        </w:rPr>
+        <w:t>게임이다라고</w:t>
+      </w:r>
+      <w:proofErr w:type="spellEnd"/>
+      <w:r>
+        <w:rPr>
+          <w:rFonts w:hint="eastAsia"/>
+        </w:rPr>
+        <w:t xml:space="preserve"> 못을 </w:t>
+      </w:r>
+      <w:proofErr w:type="spellStart"/>
+      <w:r>
+        <w:rPr>
+          <w:rFonts w:hint="eastAsia"/>
+        </w:rPr>
+        <w:t>박아두어야</w:t>
+      </w:r>
+      <w:proofErr w:type="spellEnd"/>
+      <w:r>
+        <w:rPr>
+          <w:rFonts w:hint="eastAsia"/>
+        </w:rPr>
+        <w:t xml:space="preserve"> 한다는 것이다.</w:t>
+      </w:r>
+      <w:r>
+        <w:rPr>
+          <w:rFonts w:hint="eastAsia"/>
+        </w:rPr>
+        <w:t xml:space="preserve"> </w:t>
+      </w:r>
+    </w:p>
+    <w:p>
+      <w:pPr>
+        <w:ind w:firstLineChars="100" w:firstLine="200"/>
+      </w:pPr>
+      <w:r>
+        <w:rPr>
+          <w:rFonts w:hint="eastAsia"/>
+        </w:rPr>
+        <w:t xml:space="preserve">게임이 어떤 장르를 가지는 것보다 어떤 장르로 생각했는데 과도하게 그에 벗어나는 행동을 할 때, 플레이어가 </w:t>
+      </w:r>
+      <w:r>
+        <w:rPr>
+          <w:rFonts w:hint="eastAsia"/>
+        </w:rPr>
+        <w:t xml:space="preserve">일종의 </w:t>
+      </w:r>
+      <w:r>
+        <w:rPr>
+          <w:rFonts w:hint="eastAsia"/>
+        </w:rPr>
+        <w:t>배신감을 느낀다는 것이다.</w:t>
+      </w:r>
+    </w:p>
+    <w:p>
+      <w:pPr>
+        <w:ind w:firstLineChars="100" w:firstLine="200"/>
+      </w:pPr>
+      <w:r>
+        <w:rPr>
+          <w:rFonts w:hint="eastAsia"/>
+        </w:rPr>
+        <w:t xml:space="preserve">예시로 생각해본 게임으로는 </w:t>
+      </w:r>
+      <w:proofErr w:type="spellStart"/>
+      <w:r>
+        <w:rPr>
+          <w:rFonts w:hint="eastAsia"/>
+        </w:rPr>
+        <w:t>젤다가</w:t>
+      </w:r>
+      <w:proofErr w:type="spellEnd"/>
+      <w:r>
+        <w:rPr>
+          <w:rFonts w:hint="eastAsia"/>
+        </w:rPr>
+        <w:t xml:space="preserve"> 있다. </w:t>
+      </w:r>
+      <w:proofErr w:type="spellStart"/>
+      <w:r>
+        <w:rPr>
+          <w:rFonts w:hint="eastAsia"/>
+        </w:rPr>
+        <w:t>젤다가</w:t>
+      </w:r>
+      <w:proofErr w:type="spellEnd"/>
+      <w:r>
+        <w:rPr>
+          <w:rFonts w:hint="eastAsia"/>
+        </w:rPr>
+        <w:t xml:space="preserve"> 막대한 상호작용과 어디든 갈 수 있는 </w:t>
+      </w:r>
+      <w:proofErr w:type="spellStart"/>
+      <w:r>
+        <w:rPr>
+          <w:rFonts w:hint="eastAsia"/>
+        </w:rPr>
+        <w:t>스태미너를</w:t>
+      </w:r>
+      <w:proofErr w:type="spellEnd"/>
+      <w:r>
+        <w:rPr>
+          <w:rFonts w:hint="eastAsia"/>
+        </w:rPr>
+        <w:t xml:space="preserve"> 이용한 등반을 도입하면서 사람들이 가지는 오픈월드에 대한 기대감이 높아졌다. 많은 상호작용과 컨텐츠가 필요하</w:t>
+      </w:r>
+      <w:r>
+        <w:rPr>
+          <w:rFonts w:hint="eastAsia"/>
+        </w:rPr>
+        <w:t>며, 못 가는 곳은 없어야 한다.</w:t>
+      </w:r>
+      <w:r>
+        <w:rPr>
+          <w:rFonts w:hint="eastAsia"/>
+        </w:rPr>
+        <w:t xml:space="preserve"> 이게 부족하게 된다면 게임에 대해서 자유도 부족하다는 평가를 가지게 된다. 실제로 기획자가 그러한 측면에 대해서 계획은 하지 않았더라도 하더라도 말이다. </w:t>
+      </w:r>
+    </w:p>
+    <w:p>
+      <w:pPr>
+        <w:ind w:firstLineChars="100" w:firstLine="200"/>
+      </w:pPr>
+      <w:r>
+        <w:rPr>
+          <w:rFonts w:hint="eastAsia"/>
+        </w:rPr>
+        <w:t xml:space="preserve">그러한 까닭에 게임에 </w:t>
+      </w:r>
+      <w:proofErr w:type="spellStart"/>
+      <w:r>
+        <w:rPr>
+          <w:rFonts w:hint="eastAsia"/>
+        </w:rPr>
+        <w:t>기믹이</w:t>
+      </w:r>
+      <w:proofErr w:type="spellEnd"/>
+      <w:r>
+        <w:rPr>
+          <w:rFonts w:hint="eastAsia"/>
+        </w:rPr>
+        <w:t xml:space="preserve"> 들어가서 따로 잡는 것이 불가능한 캐릭터를 도입하기 위해서는 유저가 납득할 수 있도록 설계를 해야 한다. 여기서는 스토리나 시스템, UI</w:t>
+      </w:r>
+      <w:r>
+        <w:rPr>
+          <w:rFonts w:hint="eastAsia"/>
+        </w:rPr>
+        <w:t>, 몬스터 디자인이</w:t>
+      </w:r>
+      <w:r>
+        <w:rPr>
+          <w:rFonts w:hint="eastAsia"/>
+        </w:rPr>
+        <w:t xml:space="preserve"> 보조를 하여 미리 플레이어에게 납득을 할 수 있는 이유를 만들어야 한다. </w:t>
+      </w:r>
+    </w:p>
+    <w:p>
+      <w:pPr>
+        <w:ind w:firstLineChars="100" w:firstLine="200"/>
+      </w:pPr>
+    </w:p>
+    <w:p>
+      <w:pPr>
+        <w:ind w:firstLineChars="100" w:firstLine="200"/>
+      </w:pPr>
+      <w:r>
+        <w:rPr>
+          <w:rFonts w:hint="eastAsia"/>
+        </w:rPr>
+        <w:t xml:space="preserve">가령 갓 오브 워 시리즈나 둠 시리즈는 </w:t>
+      </w:r>
+      <w:proofErr w:type="spellStart"/>
+      <w:r>
+        <w:rPr>
+          <w:rFonts w:hint="eastAsia"/>
+        </w:rPr>
+        <w:t>기믹형</w:t>
+      </w:r>
+      <w:proofErr w:type="spellEnd"/>
+      <w:r>
+        <w:rPr>
+          <w:rFonts w:hint="eastAsia"/>
+        </w:rPr>
+        <w:t xml:space="preserve"> 보스에 대해서 그다지 유쾌하게 받아들여지지 못했다. </w:t>
+      </w:r>
+      <w:r>
+        <w:rPr>
+          <w:rFonts w:hint="eastAsia"/>
+        </w:rPr>
+        <w:t xml:space="preserve">게임의 다양성을 높이고 일관적인 플레이를 줄이는 측면에서는 좋지만, 스토리 상 주인공들은 거의 최강으로 강한 인물 들인데 </w:t>
+      </w:r>
+      <w:proofErr w:type="spellStart"/>
+      <w:r>
+        <w:rPr>
+          <w:rFonts w:hint="eastAsia"/>
+        </w:rPr>
+        <w:t>잡몹</w:t>
+      </w:r>
+      <w:proofErr w:type="spellEnd"/>
+      <w:r>
+        <w:rPr>
+          <w:rFonts w:hint="eastAsia"/>
+        </w:rPr>
+        <w:t xml:space="preserve"> 들에게 </w:t>
+      </w:r>
+      <w:proofErr w:type="spellStart"/>
+      <w:r>
+        <w:rPr>
+          <w:rFonts w:hint="eastAsia"/>
+        </w:rPr>
+        <w:t>기믹</w:t>
+      </w:r>
+      <w:proofErr w:type="spellEnd"/>
+      <w:r>
+        <w:rPr>
+          <w:rFonts w:hint="eastAsia"/>
+        </w:rPr>
+        <w:t xml:space="preserve"> 탓에 쩔쩔매는 그림이 좋지 않아 보인다. </w:t>
+      </w:r>
+    </w:p>
+    <w:p>
+      <w:pPr>
+        <w:ind w:firstLineChars="100" w:firstLine="200"/>
+      </w:pPr>
+    </w:p>
+    <w:p>
+      <w:r>
+        <w:rPr>
+          <w:rFonts w:hint="eastAsia"/>
+        </w:rPr>
+        <w:t xml:space="preserve"> </w:t>
+      </w:r>
+      <w:proofErr w:type="spellStart"/>
+      <w:r>
+        <w:rPr>
+          <w:rFonts w:hint="eastAsia"/>
+        </w:rPr>
+        <w:t>세키로에서는</w:t>
+      </w:r>
+      <w:proofErr w:type="spellEnd"/>
+      <w:r>
+        <w:rPr>
+          <w:rFonts w:hint="eastAsia"/>
+        </w:rPr>
+        <w:t xml:space="preserve"> 주인공이 닌자인데, 전면 칼싸움이 있어서 일반적인 암살자와는 다르지 않나 싶었는데, 체력을 찔끔찔끔 깎아서 잡는 것이 아니라 </w:t>
+      </w:r>
+      <w:proofErr w:type="spellStart"/>
+      <w:r>
+        <w:rPr>
+          <w:rFonts w:hint="eastAsia"/>
+        </w:rPr>
+        <w:t>체간을</w:t>
+      </w:r>
+      <w:proofErr w:type="spellEnd"/>
+      <w:r>
+        <w:rPr>
+          <w:rFonts w:hint="eastAsia"/>
+        </w:rPr>
+        <w:t xml:space="preserve"> 깎아서 약점을 찾아 한번에 암살(</w:t>
+      </w:r>
+      <w:proofErr w:type="spellStart"/>
+      <w:r>
+        <w:rPr>
+          <w:rFonts w:hint="eastAsia"/>
+        </w:rPr>
+        <w:t>인살</w:t>
+      </w:r>
+      <w:proofErr w:type="spellEnd"/>
+      <w:r>
+        <w:rPr>
+          <w:rFonts w:hint="eastAsia"/>
+        </w:rPr>
+        <w:t>)하는 것이 암살자의 매력</w:t>
+      </w:r>
+      <w:r>
+        <w:rPr>
+          <w:rFonts w:hint="eastAsia"/>
+        </w:rPr>
+        <w:t xml:space="preserve">으로서 다가오게 되어 매력적이다. </w:t>
+      </w:r>
+    </w:p>
     <w:sectPr>
       <w:pgSz w:w="11906" w:h="16838"/>
       <w:pgMar w:top="1701" w:right="1440" w:bottom="1440" w:left="1440" w:header="851" w:footer="992" w:gutter="0"/>
